--- a/public/legal/FoodNinja_Privacy_Policy_EN.docx
+++ b/public/legal/FoodNinja_Privacy_Policy_EN.docx
@@ -61,7 +61,7 @@
       </w:r>
       <w:r>
         <w:rPr>
-          <w:rFonts w:ascii="MS Gothic" w:eastAsia="MS Gothic" w:hAnsi="MS Gothic" w:cs="MS Gothic" w:hint="eastAsia"/>
+          <w:rFonts w:ascii="MISANS TC VF MEDIUM" w:eastAsia="MISANS TC VF MEDIUM" w:hAnsi="MISANS TC VF MEDIUM" w:cs="MS Gothic" w:hint="eastAsia"/>
           <w:color w:val="555555"/>
           <w:sz w:val="20"/>
           <w:szCs w:val="20"/>
@@ -75,11 +75,11 @@
           <w:sz w:val="20"/>
           <w:szCs w:val="20"/>
         </w:rPr>
-        <w:t>2</w:t>
-      </w:r>
-      <w:r>
-        <w:rPr>
-          <w:rFonts w:ascii="MS Gothic" w:eastAsia="MS Gothic" w:hAnsi="MS Gothic" w:cs="MS Gothic" w:hint="eastAsia"/>
+        <w:t>4</w:t>
+      </w:r>
+      <w:r>
+        <w:rPr>
+          <w:rFonts w:ascii="MISANS TC VF MEDIUM" w:eastAsia="MISANS TC VF MEDIUM" w:hAnsi="MISANS TC VF MEDIUM" w:cs="MS Gothic" w:hint="eastAsia"/>
           <w:color w:val="555555"/>
           <w:sz w:val="20"/>
           <w:szCs w:val="20"/>
@@ -93,11 +93,11 @@
           <w:sz w:val="20"/>
           <w:szCs w:val="20"/>
         </w:rPr>
-        <w:t>20</w:t>
-      </w:r>
-      <w:r>
-        <w:rPr>
-          <w:rFonts w:ascii="MS Gothic" w:eastAsia="MS Gothic" w:hAnsi="MS Gothic" w:cs="MS Gothic" w:hint="eastAsia"/>
+        <w:t>5</w:t>
+      </w:r>
+      <w:r>
+        <w:rPr>
+          <w:rFonts w:ascii="MISANS TC VF MEDIUM" w:eastAsia="MISANS TC VF MEDIUM" w:hAnsi="MISANS TC VF MEDIUM" w:cs="MS Gothic" w:hint="eastAsia"/>
           <w:color w:val="555555"/>
           <w:sz w:val="20"/>
           <w:szCs w:val="20"/>
@@ -111,7 +111,43 @@
           <w:sz w:val="20"/>
           <w:szCs w:val="20"/>
         </w:rPr>
-        <w:t xml:space="preserve"> / February 20, 2026</w:t>
+        <w:t xml:space="preserve"> / </w:t>
+      </w:r>
+      <w:r>
+        <w:rPr>
+          <w:rFonts w:ascii="Roboto" w:hAnsi="Roboto"/>
+          <w:color w:val="555555"/>
+          <w:sz w:val="20"/>
+          <w:szCs w:val="20"/>
+        </w:rPr>
+        <w:t>April</w:t>
+      </w:r>
+      <w:r>
+        <w:rPr>
+          <w:rFonts w:ascii="Roboto" w:hAnsi="Roboto"/>
+          <w:color w:val="555555"/>
+          <w:sz w:val="20"/>
+          <w:szCs w:val="20"/>
+        </w:rPr>
+        <w:t xml:space="preserve"> </w:t>
+      </w:r>
+      <w:r>
+        <w:rPr>
+          <w:rFonts w:ascii="Roboto" w:hAnsi="Roboto"/>
+          <w:color w:val="555555"/>
+          <w:sz w:val="20"/>
+          <w:szCs w:val="20"/>
+        </w:rPr>
+        <w:t>5</w:t>
+      </w:r>
+      <w:r>
+        <w:rPr>
+          <w:rFonts w:ascii="Roboto" w:hAnsi="Roboto"/>
+          <w:color w:val="555555"/>
+          <w:sz w:val="20"/>
+          <w:szCs w:val="20"/>
+        </w:rPr>
+        <w:t>, 2026</w:t>
       </w:r>
     </w:p>
     <w:p>
@@ -450,6 +486,7 @@
         <w:rPr>
           <w:rFonts w:ascii="Roboto" w:hAnsi="Roboto"/>
         </w:rPr>
+        <w:lastRenderedPageBreak/>
         <w:t>App Store server notification type and payload (used to process subscription lifecycle events such as renewals, cancellations, and refunds)</w:t>
       </w:r>
     </w:p>
@@ -464,7 +501,6 @@
         <w:rPr>
           <w:rFonts w:ascii="Roboto" w:hAnsi="Roboto"/>
         </w:rPr>
-        <w:lastRenderedPageBreak/>
         <w:t>We do not collect, process, or store any payment card numbers, bank account details, or any other financial information. All payment processing is performed solely by Apple. The data above is limited to Apple-issued transaction identifiers and metadata necessary to verify and maintain your subscription status.</w:t>
       </w:r>
     </w:p>
@@ -1278,6 +1314,25 @@
           <w:rFonts w:ascii="Roboto" w:hAnsi="Roboto"/>
         </w:rPr>
         <w:t>Google (Sign in with Google, Google Calendar, Google Tasks — the latter two only if you enable sync): governed by Google's Privacy Policy</w:t>
+      </w:r>
+    </w:p>
+    <w:p>
+      <w:pPr>
+        <w:pStyle w:val="ListParagraph"/>
+        <w:numPr>
+          <w:ilvl w:val="0"/>
+          <w:numId w:val="2"/>
+        </w:numPr>
+        <w:spacing w:after="80"/>
+        <w:rPr>
+          <w:rFonts w:ascii="Roboto" w:hAnsi="Roboto"/>
+        </w:rPr>
+      </w:pPr>
+      <w:r>
+        <w:rPr>
+          <w:rFonts w:ascii="Roboto" w:hAnsi="Roboto"/>
+        </w:rPr>
+        <w:t>Google (AI features in the Service are all powered by Google Gemini): governed by Google’s Privacy Policy</w:t>
       </w:r>
     </w:p>
     <w:p>
@@ -1945,9 +2000,13 @@
   <w:p>
     <w:pPr>
       <w:jc w:val="center"/>
+      <w:rPr>
+        <w:rFonts w:ascii="Roboto" w:hAnsi="Roboto"/>
+      </w:rPr>
     </w:pPr>
     <w:r>
       <w:rPr>
+        <w:rFonts w:ascii="Roboto" w:hAnsi="Roboto"/>
         <w:color w:val="888888"/>
         <w:sz w:val="18"/>
         <w:szCs w:val="18"/>
@@ -1956,6 +2015,7 @@
     </w:r>
     <w:r>
       <w:rPr>
+        <w:rFonts w:ascii="Roboto" w:hAnsi="Roboto"/>
         <w:color w:val="888888"/>
         <w:sz w:val="18"/>
         <w:szCs w:val="18"/>
@@ -1964,6 +2024,7 @@
     </w:r>
     <w:r>
       <w:rPr>
+        <w:rFonts w:ascii="Roboto" w:hAnsi="Roboto"/>
         <w:color w:val="888888"/>
         <w:sz w:val="18"/>
         <w:szCs w:val="18"/>
@@ -1972,6 +2033,7 @@
     </w:r>
     <w:r>
       <w:rPr>
+        <w:rFonts w:ascii="Roboto" w:hAnsi="Roboto"/>
         <w:color w:val="888888"/>
         <w:sz w:val="18"/>
         <w:szCs w:val="18"/>
@@ -1980,6 +2042,7 @@
     </w:r>
     <w:r>
       <w:rPr>
+        <w:rFonts w:ascii="Roboto" w:hAnsi="Roboto"/>
         <w:noProof/>
         <w:color w:val="888888"/>
         <w:sz w:val="18"/>
@@ -1989,6 +2052,7 @@
     </w:r>
     <w:r>
       <w:rPr>
+        <w:rFonts w:ascii="Roboto" w:hAnsi="Roboto"/>
         <w:color w:val="888888"/>
         <w:sz w:val="18"/>
         <w:szCs w:val="18"/>
@@ -1997,6 +2061,7 @@
     </w:r>
     <w:r>
       <w:rPr>
+        <w:rFonts w:ascii="Roboto" w:hAnsi="Roboto"/>
         <w:color w:val="888888"/>
         <w:sz w:val="18"/>
         <w:szCs w:val="18"/>
@@ -2005,6 +2070,7 @@
     </w:r>
     <w:r>
       <w:rPr>
+        <w:rFonts w:ascii="Roboto" w:hAnsi="Roboto"/>
         <w:color w:val="888888"/>
         <w:sz w:val="18"/>
         <w:szCs w:val="18"/>
@@ -2013,6 +2079,7 @@
     </w:r>
     <w:r>
       <w:rPr>
+        <w:rFonts w:ascii="Roboto" w:hAnsi="Roboto"/>
         <w:color w:val="888888"/>
         <w:sz w:val="18"/>
         <w:szCs w:val="18"/>
@@ -2021,6 +2088,7 @@
     </w:r>
     <w:r>
       <w:rPr>
+        <w:rFonts w:ascii="Roboto" w:hAnsi="Roboto"/>
         <w:color w:val="888888"/>
         <w:sz w:val="18"/>
         <w:szCs w:val="18"/>
@@ -2029,6 +2097,7 @@
     </w:r>
     <w:r>
       <w:rPr>
+        <w:rFonts w:ascii="Roboto" w:hAnsi="Roboto"/>
         <w:noProof/>
         <w:color w:val="888888"/>
         <w:sz w:val="18"/>
@@ -2038,6 +2107,7 @@
     </w:r>
     <w:r>
       <w:rPr>
+        <w:rFonts w:ascii="Roboto" w:hAnsi="Roboto"/>
         <w:color w:val="888888"/>
         <w:sz w:val="18"/>
         <w:szCs w:val="18"/>
@@ -2074,9 +2144,13 @@
       <w:pBdr>
         <w:bottom w:val="single" w:sz="4" w:space="1" w:color="4CAF50"/>
       </w:pBdr>
+      <w:rPr>
+        <w:rFonts w:ascii="Roboto" w:hAnsi="Roboto"/>
+      </w:rPr>
     </w:pPr>
     <w:r>
       <w:rPr>
+        <w:rFonts w:ascii="Roboto" w:hAnsi="Roboto"/>
         <w:b/>
         <w:bCs/>
         <w:color w:val="2E7D32"/>
@@ -2821,6 +2895,48 @@
       <w:szCs w:val="20"/>
     </w:rPr>
   </w:style>
+  <w:style w:type="paragraph" w:styleId="Header">
+    <w:name w:val="header"/>
+    <w:basedOn w:val="Normal"/>
+    <w:link w:val="HeaderChar"/>
+    <w:uiPriority w:val="99"/>
+    <w:unhideWhenUsed/>
+    <w:rsid w:val="00817DCE"/>
+    <w:pPr>
+      <w:tabs>
+        <w:tab w:val="center" w:pos="4680"/>
+        <w:tab w:val="right" w:pos="9360"/>
+      </w:tabs>
+    </w:pPr>
+  </w:style>
+  <w:style w:type="character" w:customStyle="1" w:styleId="HeaderChar">
+    <w:name w:val="Header Char"/>
+    <w:basedOn w:val="DefaultParagraphFont"/>
+    <w:link w:val="Header"/>
+    <w:uiPriority w:val="99"/>
+    <w:rsid w:val="00817DCE"/>
+  </w:style>
+  <w:style w:type="paragraph" w:styleId="Footer">
+    <w:name w:val="footer"/>
+    <w:basedOn w:val="Normal"/>
+    <w:link w:val="FooterChar"/>
+    <w:uiPriority w:val="99"/>
+    <w:unhideWhenUsed/>
+    <w:rsid w:val="00817DCE"/>
+    <w:pPr>
+      <w:tabs>
+        <w:tab w:val="center" w:pos="4680"/>
+        <w:tab w:val="right" w:pos="9360"/>
+      </w:tabs>
+    </w:pPr>
+  </w:style>
+  <w:style w:type="character" w:customStyle="1" w:styleId="FooterChar">
+    <w:name w:val="Footer Char"/>
+    <w:basedOn w:val="DefaultParagraphFont"/>
+    <w:link w:val="Footer"/>
+    <w:uiPriority w:val="99"/>
+    <w:rsid w:val="00817DCE"/>
+  </w:style>
 </w:styles>
 </file>
 

--- a/public/legal/FoodNinja_Privacy_Policy_EN.docx
+++ b/public/legal/FoodNinja_Privacy_Policy_EN.docx
@@ -93,7 +93,7 @@
           <w:sz w:val="20"/>
           <w:szCs w:val="20"/>
         </w:rPr>
-        <w:t>5</w:t>
+        <w:t>11</w:t>
       </w:r>
       <w:r>
         <w:rPr>
@@ -138,7 +138,7 @@
           <w:sz w:val="20"/>
           <w:szCs w:val="20"/>
         </w:rPr>
-        <w:t>5</w:t>
+        <w:t>11</w:t>
       </w:r>
       <w:r>
         <w:rPr>
@@ -912,6 +912,89 @@
     </w:p>
     <w:p>
       <w:pPr>
+        <w:pStyle w:val="Heading2"/>
+        <w:spacing w:before="280" w:after="100"/>
+        <w:rPr>
+          <w:rFonts w:ascii="Roboto" w:hAnsi="Roboto"/>
+        </w:rPr>
+      </w:pPr>
+      <w:r>
+        <w:rPr>
+          <w:rFonts w:ascii="Roboto" w:hAnsi="Roboto"/>
+        </w:rPr>
+        <w:t>2.</w:t>
+      </w:r>
+      <w:r>
+        <w:rPr>
+          <w:rFonts w:ascii="Roboto" w:hAnsi="Roboto"/>
+        </w:rPr>
+        <w:t>8</w:t>
+      </w:r>
+      <w:r>
+        <w:rPr>
+          <w:rFonts w:ascii="Roboto" w:hAnsi="Roboto"/>
+        </w:rPr>
+        <w:t xml:space="preserve"> </w:t>
+      </w:r>
+      <w:r>
+        <w:rPr>
+          <w:rFonts w:ascii="Roboto" w:hAnsi="Roboto"/>
+        </w:rPr>
+        <w:t>Optional iCloud Backup</w:t>
+      </w:r>
+    </w:p>
+    <w:p>
+      <w:pPr>
+        <w:spacing w:after="120"/>
+        <w:rPr>
+          <w:rFonts w:ascii="Roboto" w:hAnsi="Roboto"/>
+        </w:rPr>
+      </w:pPr>
+      <w:r>
+        <w:rPr>
+          <w:rStyle w:val="citation-38"/>
+        </w:rPr>
+        <w:t xml:space="preserve">The Service offers an optional manual backup feature within the Settings page. </w:t>
+      </w:r>
+      <w:r>
+        <w:rPr>
+          <w:rStyle w:val="citation-37"/>
+        </w:rPr>
+        <w:t xml:space="preserve">If you choose to perform a backup, the app's data (including </w:t>
+      </w:r>
+      <w:r>
+        <w:rPr>
+          <w:rStyle w:val="citation-37"/>
+        </w:rPr>
+        <w:t>inventory records, chat, and other necessary data</w:t>
+      </w:r>
+      <w:r>
+        <w:rPr>
+          <w:rStyle w:val="citation-37"/>
+        </w:rPr>
+        <w:t xml:space="preserve">) is uploaded to your personal iCloud Private Database. </w:t>
+      </w:r>
+      <w:r>
+        <w:rPr>
+          <w:rStyle w:val="citation-36"/>
+        </w:rPr>
+        <w:t xml:space="preserve">This data is stored within your own private iCloud storage container, which is managed by Apple. </w:t>
+      </w:r>
+      <w:r>
+        <w:rPr>
+          <w:rStyle w:val="citation-35"/>
+        </w:rPr>
+        <w:t xml:space="preserve">We do not and cannot access, read, or download any data backed up to your private iCloud storage. </w:t>
+      </w:r>
+      <w:r>
+        <w:rPr>
+          <w:rStyle w:val="citation-34"/>
+        </w:rPr>
+        <w:t>You may delete these backups at any time through your iOS device settings.</w:t>
+      </w:r>
+    </w:p>
+    <w:p>
+      <w:pPr>
         <w:pStyle w:val="Heading1"/>
         <w:spacing w:before="400" w:after="160"/>
         <w:rPr>
@@ -1174,6 +1257,7 @@
         <w:rPr>
           <w:rFonts w:ascii="Roboto" w:hAnsi="Roboto"/>
         </w:rPr>
+        <w:lastRenderedPageBreak/>
         <w:t>Consent: where required by applicable law, including for users under the age of digital consent</w:t>
       </w:r>
     </w:p>
@@ -1217,7 +1301,6 @@
         <w:rPr>
           <w:rFonts w:ascii="Roboto" w:hAnsi="Roboto"/>
         </w:rPr>
-        <w:lastRenderedPageBreak/>
         <w:t>We collect only the minimum information necessary (email and name via social login) for account functionality. We do not knowingly collect sensitive personal information from children, serve behavioral advertising to children, or share children's personal information with third parties for commercial purposes.</w:t>
       </w:r>
     </w:p>
@@ -1313,6 +1396,25 @@
         <w:rPr>
           <w:rFonts w:ascii="Roboto" w:hAnsi="Roboto"/>
         </w:rPr>
+        <w:t>Apple (iCloud Backup): governed by Apple’s Privacy Policy</w:t>
+      </w:r>
+    </w:p>
+    <w:p>
+      <w:pPr>
+        <w:pStyle w:val="ListParagraph"/>
+        <w:numPr>
+          <w:ilvl w:val="0"/>
+          <w:numId w:val="2"/>
+        </w:numPr>
+        <w:spacing w:after="80"/>
+        <w:rPr>
+          <w:rFonts w:ascii="Roboto" w:hAnsi="Roboto"/>
+        </w:rPr>
+      </w:pPr>
+      <w:r>
+        <w:rPr>
+          <w:rFonts w:ascii="Roboto" w:hAnsi="Roboto"/>
+        </w:rPr>
         <w:t>Google (Sign in with Google, Google Calendar, Google Tasks — the latter two only if you enable sync): governed by Google's Privacy Policy</w:t>
       </w:r>
     </w:p>
@@ -1475,6 +1577,7 @@
         <w:rPr>
           <w:rFonts w:ascii="Roboto" w:hAnsi="Roboto"/>
         </w:rPr>
+        <w:lastRenderedPageBreak/>
         <w:t>8. Data Security</w:t>
       </w:r>
     </w:p>
@@ -1594,7 +1697,6 @@
         <w:rPr>
           <w:rFonts w:ascii="Roboto" w:hAnsi="Roboto"/>
         </w:rPr>
-        <w:lastRenderedPageBreak/>
         <w:t>9. Your Rights</w:t>
       </w:r>
     </w:p>
@@ -1837,6 +1939,7 @@
         <w:rPr>
           <w:rFonts w:ascii="Roboto" w:hAnsi="Roboto"/>
         </w:rPr>
+        <w:lastRenderedPageBreak/>
         <w:t>We may update this Privacy Policy from time to time. When we do, we will update the Effective Date and, where appropriate, notify you through the app or by email.</w:t>
       </w:r>
     </w:p>
@@ -1904,7 +2007,6 @@
           <w:b/>
           <w:bCs/>
         </w:rPr>
-        <w:lastRenderedPageBreak/>
         <w:t>Albert Huang — Food Ninja Developer</w:t>
       </w:r>
     </w:p>
@@ -2325,7 +2427,7 @@
   <w:docDefaults>
     <w:rPrDefault>
       <w:rPr>
-        <w:rFonts w:ascii="Arial" w:eastAsia="Arial" w:hAnsi="Arial" w:cs="Arial"/>
+        <w:rFonts w:ascii="Arial" w:eastAsia="PMingLiU" w:hAnsi="Arial" w:cs="Arial"/>
         <w:sz w:val="22"/>
         <w:szCs w:val="22"/>
         <w:lang w:val="en-TW" w:eastAsia="zh-CN" w:bidi="ar-SA"/>
@@ -2937,6 +3039,36 @@
     <w:uiPriority w:val="99"/>
     <w:rsid w:val="00817DCE"/>
   </w:style>
+  <w:style w:type="character" w:customStyle="1" w:styleId="citation-39">
+    <w:name w:val="citation-39"/>
+    <w:basedOn w:val="DefaultParagraphFont"/>
+    <w:rsid w:val="00B50382"/>
+  </w:style>
+  <w:style w:type="character" w:customStyle="1" w:styleId="citation-38">
+    <w:name w:val="citation-38"/>
+    <w:basedOn w:val="DefaultParagraphFont"/>
+    <w:rsid w:val="00B50382"/>
+  </w:style>
+  <w:style w:type="character" w:customStyle="1" w:styleId="citation-37">
+    <w:name w:val="citation-37"/>
+    <w:basedOn w:val="DefaultParagraphFont"/>
+    <w:rsid w:val="00B50382"/>
+  </w:style>
+  <w:style w:type="character" w:customStyle="1" w:styleId="citation-36">
+    <w:name w:val="citation-36"/>
+    <w:basedOn w:val="DefaultParagraphFont"/>
+    <w:rsid w:val="00B50382"/>
+  </w:style>
+  <w:style w:type="character" w:customStyle="1" w:styleId="citation-35">
+    <w:name w:val="citation-35"/>
+    <w:basedOn w:val="DefaultParagraphFont"/>
+    <w:rsid w:val="00B50382"/>
+  </w:style>
+  <w:style w:type="character" w:customStyle="1" w:styleId="citation-34">
+    <w:name w:val="citation-34"/>
+    <w:basedOn w:val="DefaultParagraphFont"/>
+    <w:rsid w:val="00B50382"/>
+  </w:style>
 </w:styles>
 </file>
 

--- a/public/legal/FoodNinja_Privacy_Policy_EN.docx
+++ b/public/legal/FoodNinja_Privacy_Policy_EN.docx
@@ -93,7 +93,7 @@
           <w:sz w:val="20"/>
           <w:szCs w:val="20"/>
         </w:rPr>
-        <w:t>11</w:t>
+        <w:t>25</w:t>
       </w:r>
       <w:r>
         <w:rPr>
@@ -138,7 +138,7 @@
           <w:sz w:val="20"/>
           <w:szCs w:val="20"/>
         </w:rPr>
-        <w:t>11</w:t>
+        <w:t>25</w:t>
       </w:r>
       <w:r>
         <w:rPr>
@@ -947,7 +947,7 @@
       <w:pPr>
         <w:spacing w:after="120"/>
         <w:rPr>
-          <w:rFonts w:ascii="Roboto" w:hAnsi="Roboto"/>
+          <w:rStyle w:val="citation-34"/>
         </w:rPr>
       </w:pPr>
       <w:r>
@@ -960,19 +960,7 @@
         <w:rPr>
           <w:rStyle w:val="citation-37"/>
         </w:rPr>
-        <w:t xml:space="preserve">If you choose to perform a backup, the app's data (including </w:t>
-      </w:r>
-      <w:r>
-        <w:rPr>
-          <w:rStyle w:val="citation-37"/>
-        </w:rPr>
-        <w:t>inventory records, chat, and other necessary data</w:t>
-      </w:r>
-      <w:r>
-        <w:rPr>
-          <w:rStyle w:val="citation-37"/>
-        </w:rPr>
-        <w:t xml:space="preserve">) is uploaded to your personal iCloud Private Database. </w:t>
+        <w:t xml:space="preserve">If you choose to perform a backup, the app's data (including inventory records, chat, and other necessary data) is uploaded to your personal iCloud Private Database. </w:t>
       </w:r>
       <w:r>
         <w:rPr>
@@ -991,6 +979,124 @@
           <w:rStyle w:val="citation-34"/>
         </w:rPr>
         <w:t>You may delete these backups at any time through your iOS device settings.</w:t>
+      </w:r>
+    </w:p>
+    <w:p>
+      <w:pPr>
+        <w:pStyle w:val="Heading2"/>
+        <w:spacing w:before="280" w:after="100"/>
+        <w:rPr>
+          <w:rFonts w:ascii="Roboto" w:hAnsi="Roboto"/>
+        </w:rPr>
+      </w:pPr>
+      <w:r>
+        <w:rPr>
+          <w:rFonts w:ascii="Roboto" w:hAnsi="Roboto"/>
+        </w:rPr>
+        <w:t>2.</w:t>
+      </w:r>
+      <w:r>
+        <w:rPr>
+          <w:rFonts w:ascii="Roboto" w:hAnsi="Roboto"/>
+        </w:rPr>
+        <w:t>9</w:t>
+      </w:r>
+      <w:r>
+        <w:rPr>
+          <w:rFonts w:ascii="Roboto" w:hAnsi="Roboto"/>
+        </w:rPr>
+        <w:t xml:space="preserve"> </w:t>
+      </w:r>
+      <w:r>
+        <w:rPr>
+          <w:rFonts w:ascii="Roboto" w:hAnsi="Roboto"/>
+        </w:rPr>
+        <w:t>Trees Planting in the Service</w:t>
+      </w:r>
+    </w:p>
+    <w:p>
+      <w:pPr>
+        <w:spacing w:after="120"/>
+        <w:rPr>
+          <w:rStyle w:val="citation-34"/>
+        </w:rPr>
+      </w:pPr>
+      <w:r>
+        <w:rPr>
+          <w:rStyle w:val="citation-34"/>
+        </w:rPr>
+        <w:t xml:space="preserve">When you reach 100% in the Service’s Trees tab/page, the Service plants a tree in real life to help the environment. We do not collect any associated data configured in the Service by you. </w:t>
+      </w:r>
+      <w:r>
+        <w:rPr>
+          <w:rStyle w:val="citation-34"/>
+        </w:rPr>
+        <w:t xml:space="preserve">We plant trees with the third-party “TheGoodAPI”, and we do not share your data to this third-party. </w:t>
+      </w:r>
+    </w:p>
+    <w:p>
+      <w:pPr>
+        <w:pStyle w:val="Heading2"/>
+        <w:spacing w:before="280" w:after="100"/>
+        <w:rPr>
+          <w:rFonts w:ascii="Roboto" w:hAnsi="Roboto"/>
+        </w:rPr>
+      </w:pPr>
+      <w:r>
+        <w:rPr>
+          <w:rFonts w:ascii="Roboto" w:hAnsi="Roboto"/>
+        </w:rPr>
+        <w:t>2.</w:t>
+      </w:r>
+      <w:r>
+        <w:rPr>
+          <w:rFonts w:ascii="Roboto" w:hAnsi="Roboto"/>
+        </w:rPr>
+        <w:t>10</w:t>
+      </w:r>
+      <w:r>
+        <w:rPr>
+          <w:rFonts w:ascii="Roboto" w:hAnsi="Roboto"/>
+        </w:rPr>
+        <w:t xml:space="preserve"> </w:t>
+      </w:r>
+      <w:r>
+        <w:rPr>
+          <w:rFonts w:ascii="Roboto" w:hAnsi="Roboto"/>
+        </w:rPr>
+        <w:t>Aggregated An</w:t>
+      </w:r>
+      <w:r>
+        <w:rPr>
+          <w:rFonts w:ascii="Roboto" w:hAnsi="Roboto"/>
+        </w:rPr>
+        <w:t>onymous</w:t>
+      </w:r>
+      <w:r>
+        <w:rPr>
+          <w:rFonts w:ascii="Roboto" w:hAnsi="Roboto"/>
+        </w:rPr>
+        <w:t xml:space="preserve"> Data</w:t>
+      </w:r>
+    </w:p>
+    <w:p>
+      <w:pPr>
+        <w:spacing w:after="120"/>
+        <w:rPr>
+          <w:rFonts w:ascii="Roboto" w:hAnsi="Roboto"/>
+        </w:rPr>
+      </w:pPr>
+      <w:r>
+        <w:rPr>
+          <w:rFonts w:ascii="Roboto" w:hAnsi="Roboto"/>
+        </w:rPr>
+        <w:t xml:space="preserve">We aggregate the records created and total trees planted in </w:t>
+      </w:r>
+      <w:r>
+        <w:rPr>
+          <w:rFonts w:ascii="Roboto" w:hAnsi="Roboto"/>
+        </w:rPr>
+        <w:t>the Service. These data are solely used for the purpose of analytics and shareable metrics, and they can not be linked backed to the original user in any way. We only store the date and aggregated amount.</w:t>
       </w:r>
     </w:p>
     <w:p>
@@ -1133,6 +1239,7 @@
         <w:rPr>
           <w:rFonts w:ascii="Roboto" w:hAnsi="Roboto"/>
         </w:rPr>
+        <w:lastRenderedPageBreak/>
         <w:t>To communicate with you about your account or material changes to the Service</w:t>
       </w:r>
     </w:p>
@@ -1257,7 +1364,6 @@
         <w:rPr>
           <w:rFonts w:ascii="Roboto" w:hAnsi="Roboto"/>
         </w:rPr>
-        <w:lastRenderedPageBreak/>
         <w:t>Consent: where required by applicable law, including for users under the age of digital consent</w:t>
       </w:r>
     </w:p>
@@ -1491,6 +1597,7 @@
         <w:rPr>
           <w:rFonts w:ascii="Roboto" w:hAnsi="Roboto"/>
         </w:rPr>
+        <w:lastRenderedPageBreak/>
         <w:t>Upon account deletion:</w:t>
       </w:r>
     </w:p>
@@ -1577,7 +1684,6 @@
         <w:rPr>
           <w:rFonts w:ascii="Roboto" w:hAnsi="Roboto"/>
         </w:rPr>
-        <w:lastRenderedPageBreak/>
         <w:t>8. Data Security</w:t>
       </w:r>
     </w:p>
@@ -1896,6 +2002,7 @@
         <w:rPr>
           <w:rFonts w:ascii="Roboto" w:hAnsi="Roboto"/>
         </w:rPr>
+        <w:lastRenderedPageBreak/>
         <w:t>Hetzner Online GmbH acts as a data processor on our behalf. Hetzner provides a Data Processing Agreement (DPA) as part of their standard terms of service, ensuring your data is handled in accordance with GDPR requirements.</w:t>
       </w:r>
     </w:p>
@@ -1939,7 +2046,6 @@
         <w:rPr>
           <w:rFonts w:ascii="Roboto" w:hAnsi="Roboto"/>
         </w:rPr>
-        <w:lastRenderedPageBreak/>
         <w:t>We may update this Privacy Policy from time to time. When we do, we will update the Effective Date and, where appropriate, notify you through the app or by email.</w:t>
       </w:r>
     </w:p>

--- a/public/legal/FoodNinja_Privacy_Policy_EN.docx
+++ b/public/legal/FoodNinja_Privacy_Policy_EN.docx
@@ -75,7 +75,7 @@
           <w:sz w:val="20"/>
           <w:szCs w:val="20"/>
         </w:rPr>
-        <w:t>4</w:t>
+        <w:t>5</w:t>
       </w:r>
       <w:r>
         <w:rPr>
@@ -120,7 +120,7 @@
           <w:sz w:val="20"/>
           <w:szCs w:val="20"/>
         </w:rPr>
-        <w:t>April</w:t>
+        <w:t>May</w:t>
       </w:r>
       <w:r>
         <w:rPr>

--- a/public/legal/FoodNinja_Privacy_Policy_EN.docx
+++ b/public/legal/FoodNinja_Privacy_Policy_EN.docx
@@ -75,7 +75,7 @@
           <w:sz w:val="20"/>
           <w:szCs w:val="20"/>
         </w:rPr>
-        <w:t>5</w:t>
+        <w:t>6</w:t>
       </w:r>
       <w:r>
         <w:rPr>
@@ -93,7 +93,16 @@
           <w:sz w:val="20"/>
           <w:szCs w:val="20"/>
         </w:rPr>
-        <w:t>25</w:t>
+        <w:t>2</w:t>
+      </w:r>
+      <w:r>
+        <w:rPr>
+          <w:rFonts w:ascii="Roboto" w:hAnsi="Roboto"/>
+          <w:color w:val="555555"/>
+          <w:sz w:val="20"/>
+          <w:szCs w:val="20"/>
+        </w:rPr>
+        <w:t>4</w:t>
       </w:r>
       <w:r>
         <w:rPr>
@@ -120,7 +129,7 @@
           <w:sz w:val="20"/>
           <w:szCs w:val="20"/>
         </w:rPr>
-        <w:t>May</w:t>
+        <w:t>June</w:t>
       </w:r>
       <w:r>
         <w:rPr>
@@ -129,7 +138,7 @@
           <w:sz w:val="20"/>
           <w:szCs w:val="20"/>
         </w:rPr>
-        <w:t xml:space="preserve"> </w:t>
+        <w:t xml:space="preserve"> 2</w:t>
       </w:r>
       <w:r>
         <w:rPr>
@@ -138,7 +147,7 @@
           <w:sz w:val="20"/>
           <w:szCs w:val="20"/>
         </w:rPr>
-        <w:t>25</w:t>
+        <w:t>4</w:t>
       </w:r>
       <w:r>
         <w:rPr>
@@ -767,6 +776,25 @@
     </w:p>
     <w:p>
       <w:pPr>
+        <w:pStyle w:val="ListParagraph"/>
+        <w:numPr>
+          <w:ilvl w:val="0"/>
+          <w:numId w:val="2"/>
+        </w:numPr>
+        <w:spacing w:after="80"/>
+        <w:rPr>
+          <w:rFonts w:ascii="Roboto" w:hAnsi="Roboto"/>
+        </w:rPr>
+      </w:pPr>
+      <w:r>
+        <w:rPr>
+          <w:rFonts w:ascii="Roboto" w:hAnsi="Roboto"/>
+        </w:rPr>
+        <w:t>Medication records, reminder schedules, and dosage information</w:t>
+      </w:r>
+    </w:p>
+    <w:p>
+      <w:pPr>
         <w:spacing w:after="120"/>
         <w:rPr>
           <w:rFonts w:ascii="Roboto" w:hAnsi="Roboto"/>
@@ -834,6 +862,7 @@
         <w:rPr>
           <w:rFonts w:ascii="Roboto" w:hAnsi="Roboto"/>
         </w:rPr>
+        <w:lastRenderedPageBreak/>
         <w:t>2.5 Location Data</w:t>
       </w:r>
     </w:p>
@@ -848,7 +877,6 @@
         <w:rPr>
           <w:rFonts w:ascii="Roboto" w:hAnsi="Roboto"/>
         </w:rPr>
-        <w:lastRenderedPageBreak/>
         <w:t>The app may request access to your device location to provide map-based donation center discovery using Apple Maps. Precise location data is not transmitted to or stored on our servers.</w:t>
       </w:r>
     </w:p>
@@ -922,25 +950,7 @@
         <w:rPr>
           <w:rFonts w:ascii="Roboto" w:hAnsi="Roboto"/>
         </w:rPr>
-        <w:t>2.</w:t>
-      </w:r>
-      <w:r>
-        <w:rPr>
-          <w:rFonts w:ascii="Roboto" w:hAnsi="Roboto"/>
-        </w:rPr>
-        <w:t>8</w:t>
-      </w:r>
-      <w:r>
-        <w:rPr>
-          <w:rFonts w:ascii="Roboto" w:hAnsi="Roboto"/>
-        </w:rPr>
-        <w:t xml:space="preserve"> </w:t>
-      </w:r>
-      <w:r>
-        <w:rPr>
-          <w:rFonts w:ascii="Roboto" w:hAnsi="Roboto"/>
-        </w:rPr>
-        <w:t>Optional iCloud Backup</w:t>
+        <w:t>2.8 Optional iCloud Backup</w:t>
       </w:r>
     </w:p>
     <w:p>
@@ -993,25 +1003,7 @@
         <w:rPr>
           <w:rFonts w:ascii="Roboto" w:hAnsi="Roboto"/>
         </w:rPr>
-        <w:t>2.</w:t>
-      </w:r>
-      <w:r>
-        <w:rPr>
-          <w:rFonts w:ascii="Roboto" w:hAnsi="Roboto"/>
-        </w:rPr>
-        <w:t>9</w:t>
-      </w:r>
-      <w:r>
-        <w:rPr>
-          <w:rFonts w:ascii="Roboto" w:hAnsi="Roboto"/>
-        </w:rPr>
-        <w:t xml:space="preserve"> </w:t>
-      </w:r>
-      <w:r>
-        <w:rPr>
-          <w:rFonts w:ascii="Roboto" w:hAnsi="Roboto"/>
-        </w:rPr>
-        <w:t>Trees Planting in the Service</w:t>
+        <w:t>2.9 Trees Planting in the Service</w:t>
       </w:r>
     </w:p>
     <w:p>
@@ -1025,13 +1017,7 @@
         <w:rPr>
           <w:rStyle w:val="citation-34"/>
         </w:rPr>
-        <w:t xml:space="preserve">When you reach 100% in the Service’s Trees tab/page, the Service plants a tree in real life to help the environment. We do not collect any associated data configured in the Service by you. </w:t>
-      </w:r>
-      <w:r>
-        <w:rPr>
-          <w:rStyle w:val="citation-34"/>
-        </w:rPr>
-        <w:t xml:space="preserve">We plant trees with the third-party “TheGoodAPI”, and we do not share your data to this third-party. </w:t>
+        <w:t xml:space="preserve">When you reach 100% in the Service’s Trees tab/page, the Service plants a tree in real life to help the environment. We do not collect any associated data configured in the Service by you. We plant trees with the third-party “TheGoodAPI”, and we do not share your data to this third-party. </w:t>
       </w:r>
     </w:p>
     <w:p>
@@ -1046,57 +1032,85 @@
         <w:rPr>
           <w:rFonts w:ascii="Roboto" w:hAnsi="Roboto"/>
         </w:rPr>
-        <w:t>2.</w:t>
-      </w:r>
-      <w:r>
-        <w:rPr>
-          <w:rFonts w:ascii="Roboto" w:hAnsi="Roboto"/>
-        </w:rPr>
-        <w:t>10</w:t>
-      </w:r>
-      <w:r>
-        <w:rPr>
-          <w:rFonts w:ascii="Roboto" w:hAnsi="Roboto"/>
-        </w:rPr>
-        <w:t xml:space="preserve"> </w:t>
-      </w:r>
-      <w:r>
-        <w:rPr>
-          <w:rFonts w:ascii="Roboto" w:hAnsi="Roboto"/>
-        </w:rPr>
-        <w:t>Aggregated An</w:t>
-      </w:r>
-      <w:r>
-        <w:rPr>
-          <w:rFonts w:ascii="Roboto" w:hAnsi="Roboto"/>
-        </w:rPr>
-        <w:t>onymous</w:t>
-      </w:r>
-      <w:r>
-        <w:rPr>
-          <w:rFonts w:ascii="Roboto" w:hAnsi="Roboto"/>
-        </w:rPr>
-        <w:t xml:space="preserve"> Data</w:t>
-      </w:r>
-    </w:p>
-    <w:p>
-      <w:pPr>
-        <w:spacing w:after="120"/>
-        <w:rPr>
-          <w:rFonts w:ascii="Roboto" w:hAnsi="Roboto"/>
-        </w:rPr>
-      </w:pPr>
-      <w:r>
-        <w:rPr>
-          <w:rFonts w:ascii="Roboto" w:hAnsi="Roboto"/>
-        </w:rPr>
-        <w:t xml:space="preserve">We aggregate the records created and total trees planted in </w:t>
-      </w:r>
-      <w:r>
-        <w:rPr>
-          <w:rFonts w:ascii="Roboto" w:hAnsi="Roboto"/>
-        </w:rPr>
-        <w:t>the Service. These data are solely used for the purpose of analytics and shareable metrics, and they can not be linked backed to the original user in any way. We only store the date and aggregated amount.</w:t>
+        <w:t>2.10 Aggregated Anonymous Data</w:t>
+      </w:r>
+    </w:p>
+    <w:p>
+      <w:pPr>
+        <w:spacing w:after="120"/>
+        <w:rPr>
+          <w:rFonts w:ascii="Roboto" w:hAnsi="Roboto"/>
+        </w:rPr>
+      </w:pPr>
+      <w:r>
+        <w:rPr>
+          <w:rFonts w:ascii="Roboto" w:hAnsi="Roboto"/>
+        </w:rPr>
+        <w:t>We aggregate the records created and total trees planted in the Service. These data are solely used for the purpose of analytics and shareable metrics, and they can not be linked backed to the original user in any way. We only store the date and aggregated amount.</w:t>
+      </w:r>
+    </w:p>
+    <w:p>
+      <w:pPr>
+        <w:pStyle w:val="Heading2"/>
+        <w:spacing w:before="280" w:after="100"/>
+        <w:rPr>
+          <w:rFonts w:ascii="Roboto" w:hAnsi="Roboto"/>
+        </w:rPr>
+      </w:pPr>
+      <w:r>
+        <w:rPr>
+          <w:rFonts w:ascii="Roboto" w:hAnsi="Roboto"/>
+        </w:rPr>
+        <w:t>2.11 Medication Feature and Camera-Based Medication Analysis</w:t>
+      </w:r>
+    </w:p>
+    <w:p>
+      <w:pPr>
+        <w:spacing w:after="120"/>
+        <w:rPr>
+          <w:rFonts w:ascii="Roboto" w:hAnsi="Roboto"/>
+        </w:rPr>
+      </w:pPr>
+      <w:r>
+        <w:rPr>
+          <w:rFonts w:ascii="Roboto" w:hAnsi="Roboto"/>
+        </w:rPr>
+        <w:t>Food Ninja includes a Medication Reminder feature designed to help you reduce medication waste by scheduling alarms on your device. This feature is intended as a personal reminder tool only and does not constitute professional medical advice or a guaranteed medical service.</w:t>
+      </w:r>
+    </w:p>
+    <w:p>
+      <w:pPr>
+        <w:spacing w:after="120"/>
+        <w:rPr>
+          <w:rFonts w:ascii="Roboto" w:hAnsi="Roboto"/>
+        </w:rPr>
+      </w:pPr>
+      <w:r>
+        <w:rPr>
+          <w:rFonts w:ascii="Roboto" w:hAnsi="Roboto"/>
+        </w:rPr>
+        <w:t>All medication records — including medication names, dosage information, and reminder schedules — are stored exclusively on your device. This data is never transmitted to or accessible from our servers in any way.</w:t>
+      </w:r>
+    </w:p>
+    <w:p>
+      <w:pPr>
+        <w:spacing w:after="120"/>
+        <w:rPr>
+          <w:rFonts w:ascii="Roboto" w:hAnsi="Roboto"/>
+        </w:rPr>
+      </w:pPr>
+      <w:r>
+        <w:rPr>
+          <w:rFonts w:ascii="Roboto" w:hAnsi="Roboto"/>
+        </w:rPr>
+        <w:t xml:space="preserve">When you use the optional camera capture sub-feature to photograph a medication label, the captured photo and the resulting OCR analysis data are transmitted to our servers and to </w:t>
+      </w:r>
+      <w:r>
+        <w:rPr>
+          <w:rFonts w:ascii="Roboto" w:hAnsi="Roboto"/>
+        </w:rPr>
+        <w:lastRenderedPageBreak/>
+        <w:t>Google Gemini (a third-party AI service operated by Google) for automated medication detail extraction. This data is processed in real time solely to populate the medication record and is not stored, logged, or retained by us or Google after the result is returned to your device. No photo or analysis data is permanently retained.</w:t>
       </w:r>
     </w:p>
     <w:p>
@@ -1239,7 +1253,6 @@
         <w:rPr>
           <w:rFonts w:ascii="Roboto" w:hAnsi="Roboto"/>
         </w:rPr>
-        <w:lastRenderedPageBreak/>
         <w:t>To communicate with you about your account or material changes to the Service</w:t>
       </w:r>
     </w:p>
@@ -1464,6 +1477,7 @@
         <w:rPr>
           <w:rFonts w:ascii="Roboto" w:hAnsi="Roboto"/>
         </w:rPr>
+        <w:lastRenderedPageBreak/>
         <w:t>We share limited data with the following third-party service providers solely as necessary to deliver the Service:</w:t>
       </w:r>
     </w:p>
@@ -1540,7 +1554,19 @@
         <w:rPr>
           <w:rFonts w:ascii="Roboto" w:hAnsi="Roboto"/>
         </w:rPr>
-        <w:t>Google (AI features in the Service are all powered by Google Gemini): governed by Google’s Privacy Policy</w:t>
+        <w:t xml:space="preserve">Google (AI </w:t>
+      </w:r>
+      <w:r>
+        <w:rPr>
+          <w:rFonts w:ascii="Roboto" w:hAnsi="Roboto"/>
+        </w:rPr>
+        <w:t>processing features</w:t>
+      </w:r>
+      <w:r>
+        <w:rPr>
+          <w:rFonts w:ascii="Roboto" w:hAnsi="Roboto"/>
+        </w:rPr>
+        <w:t xml:space="preserve"> in the Service are all powered by Google Gemini): governed by Google’s Privacy Policy</w:t>
       </w:r>
     </w:p>
     <w:p>
@@ -1597,7 +1623,6 @@
         <w:rPr>
           <w:rFonts w:ascii="Roboto" w:hAnsi="Roboto"/>
         </w:rPr>
-        <w:lastRenderedPageBreak/>
         <w:t>Upon account deletion:</w:t>
       </w:r>
     </w:p>
@@ -1893,6 +1918,7 @@
         <w:rPr>
           <w:rFonts w:ascii="Roboto" w:hAnsi="Roboto"/>
         </w:rPr>
+        <w:lastRenderedPageBreak/>
         <w:t>Right to data portability: to receive your data in a structured, machine-readable format</w:t>
       </w:r>
     </w:p>
@@ -2002,7 +2028,6 @@
         <w:rPr>
           <w:rFonts w:ascii="Roboto" w:hAnsi="Roboto"/>
         </w:rPr>
-        <w:lastRenderedPageBreak/>
         <w:t>Hetzner Online GmbH acts as a data processor on our behalf. Hetzner provides a Data Processing Agreement (DPA) as part of their standard terms of service, ensuring your data is handled in accordance with GDPR requirements.</w:t>
       </w:r>
     </w:p>
@@ -2132,6 +2157,9 @@
     </w:p>
     <w:p>
       <w:pPr>
+        <w:tabs>
+          <w:tab w:val="center" w:pos="4680"/>
+        </w:tabs>
         <w:spacing w:after="80"/>
         <w:rPr>
           <w:rFonts w:ascii="Roboto" w:hAnsi="Roboto"/>
@@ -2142,6 +2170,29 @@
           <w:rFonts w:ascii="Roboto" w:hAnsi="Roboto"/>
         </w:rPr>
         <w:t>Legal Matters: legal@food-ninja.com</w:t>
+      </w:r>
+      <w:r>
+        <w:rPr>
+          <w:rFonts w:ascii="Roboto" w:hAnsi="Roboto"/>
+        </w:rPr>
+        <w:tab/>
+      </w:r>
+    </w:p>
+    <w:p>
+      <w:pPr>
+        <w:tabs>
+          <w:tab w:val="center" w:pos="4680"/>
+        </w:tabs>
+        <w:spacing w:after="80"/>
+        <w:rPr>
+          <w:rFonts w:ascii="Roboto" w:hAnsi="Roboto"/>
+        </w:rPr>
+      </w:pPr>
+      <w:r>
+        <w:rPr>
+          <w:rFonts w:ascii="Roboto" w:hAnsi="Roboto"/>
+        </w:rPr>
+        <w:t>Environmental Service Inquiries: trees@food-ninja.com</w:t>
       </w:r>
     </w:p>
     <w:p>
